--- a/制作ノート２_25007_yourname.docx
+++ b/制作ノート２_25007_yourname.docx
@@ -92,7 +92,7 @@
     <w:p>
       <w:pPr>
         <w:rPr>
-          <w:rFonts w:ascii="ＭＳ Ｐ明朝" w:eastAsia="ＭＳ Ｐ明朝" w:hAnsi="ＭＳ Ｐ明朝" w:hint="eastAsia"/>
+          <w:rFonts w:ascii="ＭＳ Ｐ明朝" w:eastAsia="ＭＳ Ｐ明朝" w:hAnsi="ＭＳ Ｐ明朝"/>
         </w:rPr>
       </w:pPr>
       <w:r>
@@ -448,7 +448,13 @@
         <w:rPr>
           <w:rFonts w:ascii="ＭＳ Ｐ明朝" w:eastAsia="ＭＳ Ｐ明朝" w:hAnsi="ＭＳ Ｐ明朝" w:hint="eastAsia"/>
         </w:rPr>
-        <w:t>キッチン、ネット</w:t>
+        <w:t>キッチン、</w:t>
+      </w:r>
+      <w:r>
+        <w:rPr>
+          <w:rFonts w:ascii="ＭＳ Ｐ明朝" w:eastAsia="ＭＳ Ｐ明朝" w:hAnsi="ＭＳ Ｐ明朝" w:hint="eastAsia"/>
+        </w:rPr>
+        <w:t>ジム</w:t>
       </w:r>
     </w:p>
     <w:p>
